--- a/DOC/ESP32-C5_测试人员功能清单_详细版.docx
+++ b/DOC/ESP32-C5_测试人员功能清单_详细版.docx
@@ -66,7 +66,7 @@
           <w:rFonts w:hint="eastAsia"/>
           <w:lang w:val="en-US" w:eastAsia="zh-CN"/>
         </w:rPr>
-        <w:t>出错代码定义参考文件</w:t>
+        <w:t xml:space="preserve">出错代码定义参考文件 </w:t>
       </w:r>
       <w:r>
         <w:rPr>
@@ -2845,633 +2845,6 @@
         <w:pStyle w:val="3"/>
       </w:pPr>
       <w:r>
-        <w:t>四、CH583 / BLE / 串口功能</w:t>
-      </w:r>
-    </w:p>
-    <w:p>
-      <w:pPr>
-        <w:spacing w:before="100" w:after="40"/>
-      </w:pPr>
-      <w:r>
-        <w:rPr>
-          <w:rFonts w:ascii="微软雅黑" w:hAnsi="微软雅黑" w:eastAsia="微软雅黑"/>
-          <w:b/>
-          <w:sz w:val="22"/>
-        </w:rPr>
-        <w:t>1：CH583 串口通信</w:t>
-      </w:r>
-    </w:p>
-    <w:p>
-      <w:pPr>
-        <w:spacing w:after="20"/>
-        <w:ind w:left="369" w:firstLine="0"/>
-      </w:pPr>
-      <w:r>
-        <w:t>1：支持 ESP32-C5 与 CH583 通过 UART 通信。</w:t>
-      </w:r>
-    </w:p>
-    <w:p>
-      <w:pPr>
-        <w:spacing w:after="20"/>
-        <w:ind w:left="369" w:firstLine="0"/>
-      </w:pPr>
-      <w:r>
-        <w:t>2：支持 CH583 把手机蓝牙数据转给 ESP32-C5。</w:t>
-      </w:r>
-    </w:p>
-    <w:p>
-      <w:pPr>
-        <w:spacing w:after="20"/>
-        <w:ind w:left="369" w:firstLine="0"/>
-      </w:pPr>
-      <w:r>
-        <w:t>3：支持 ESP32-C5 把结果通过 CH583 回传给手机。</w:t>
-      </w:r>
-    </w:p>
-    <w:p>
-      <w:pPr>
-        <w:spacing w:before="100" w:after="40"/>
-      </w:pPr>
-      <w:r>
-        <w:rPr>
-          <w:rFonts w:ascii="微软雅黑" w:hAnsi="微软雅黑" w:eastAsia="微软雅黑"/>
-          <w:b/>
-          <w:sz w:val="22"/>
-        </w:rPr>
-        <w:t>2：BLE WiFi 配网</w:t>
-      </w:r>
-    </w:p>
-    <w:p>
-      <w:pPr>
-        <w:spacing w:after="20"/>
-        <w:ind w:left="369" w:firstLine="0"/>
-      </w:pPr>
-      <w:r>
-        <w:t>1：支持手机通过 CH583 蓝牙发送 WiFi 名称。</w:t>
-      </w:r>
-    </w:p>
-    <w:p>
-      <w:pPr>
-        <w:spacing w:after="20"/>
-        <w:ind w:left="369" w:firstLine="0"/>
-      </w:pPr>
-      <w:r>
-        <w:t>2：支持手机通过 CH583 蓝牙发送 WiFi 密码。</w:t>
-      </w:r>
-    </w:p>
-    <w:p>
-      <w:pPr>
-        <w:spacing w:after="20"/>
-        <w:ind w:left="369" w:firstLine="0"/>
-      </w:pPr>
-      <w:r>
-        <w:t>3：支持 ESP32-C5 保存 WiFi 配网信息。</w:t>
-      </w:r>
-    </w:p>
-    <w:p>
-      <w:pPr>
-        <w:spacing w:after="20"/>
-        <w:ind w:left="369" w:firstLine="0"/>
-      </w:pPr>
-      <w:r>
-        <w:t>4：支持配网后尝试连接路由器。</w:t>
-      </w:r>
-    </w:p>
-    <w:p>
-      <w:pPr>
-        <w:spacing w:after="20"/>
-        <w:ind w:left="369" w:firstLine="0"/>
-      </w:pPr>
-      <w:r>
-        <w:t>5：支持把连接结果回传给手机。</w:t>
-      </w:r>
-    </w:p>
-    <w:p>
-      <w:pPr>
-        <w:spacing w:before="100" w:after="40"/>
-      </w:pPr>
-      <w:r>
-        <w:rPr>
-          <w:rFonts w:ascii="微软雅黑" w:hAnsi="微软雅黑" w:eastAsia="微软雅黑"/>
-          <w:b/>
-          <w:sz w:val="22"/>
-        </w:rPr>
-        <w:t>3：wifi_wakeup 蓝牙唤醒 WiFi</w:t>
-      </w:r>
-    </w:p>
-    <w:p>
-      <w:pPr>
-        <w:spacing w:after="20"/>
-        <w:ind w:left="369" w:firstLine="0"/>
-      </w:pPr>
-      <w:r>
-        <w:t>1：支持手机通过 CH583 通知 ESP32-C5 唤醒或启动 WiFi。</w:t>
-      </w:r>
-    </w:p>
-    <w:p>
-      <w:pPr>
-        <w:spacing w:after="20"/>
-        <w:ind w:left="369" w:firstLine="0"/>
-      </w:pPr>
-      <w:r>
-        <w:t>2：支持设备已经在连接中时返回 connecting 状态。</w:t>
-      </w:r>
-    </w:p>
-    <w:p>
-      <w:pPr>
-        <w:spacing w:after="20"/>
-        <w:ind w:left="369" w:firstLine="0"/>
-      </w:pPr>
-      <w:r>
-        <w:t>3：支持 WiFi 已连接时返回当前 IP 信息。</w:t>
-      </w:r>
-    </w:p>
-    <w:p>
-      <w:pPr>
-        <w:spacing w:after="20"/>
-        <w:ind w:left="369" w:firstLine="0"/>
-      </w:pPr>
-      <w:r>
-        <w:t>4：支持 WiFi 未连接时重新执行连接流程。</w:t>
-      </w:r>
-    </w:p>
-    <w:p>
-      <w:pPr>
-        <w:spacing w:before="100" w:after="40"/>
-      </w:pPr>
-      <w:r>
-        <w:rPr>
-          <w:rFonts w:ascii="微软雅黑" w:hAnsi="微软雅黑" w:eastAsia="微软雅黑"/>
-          <w:b/>
-          <w:sz w:val="22"/>
-        </w:rPr>
-        <w:t>4：BLE_MAC 设备识别</w:t>
-      </w:r>
-    </w:p>
-    <w:p>
-      <w:pPr>
-        <w:spacing w:after="20"/>
-        <w:ind w:left="369" w:firstLine="0"/>
-      </w:pPr>
-      <w:r>
-        <w:t>1：支持 CH583 把蓝牙 MAC 发给 ESP32-C5。</w:t>
-      </w:r>
-    </w:p>
-    <w:p>
-      <w:pPr>
-        <w:spacing w:after="20"/>
-        <w:ind w:left="369" w:firstLine="0"/>
-      </w:pPr>
-      <w:r>
-        <w:t>2：支持 ESP32-C5 保存蓝牙 MAC。</w:t>
-      </w:r>
-    </w:p>
-    <w:p>
-      <w:pPr>
-        <w:spacing w:after="20"/>
-        <w:ind w:left="369" w:firstLine="0"/>
-      </w:pPr>
-      <w:r>
-        <w:t>3：支持 /ping 和设备信息中返回蓝牙 MAC。</w:t>
-      </w:r>
-    </w:p>
-    <w:p>
-      <w:pPr>
-        <w:spacing w:after="20"/>
-        <w:ind w:left="369" w:firstLine="0"/>
-      </w:pPr>
-      <w:r>
-        <w:t>4：支持 APP 用蓝牙 MAC 判断是否连到目标设备。</w:t>
-      </w:r>
-    </w:p>
-    <w:p>
-      <w:pPr>
-        <w:spacing w:before="100" w:after="40"/>
-      </w:pPr>
-      <w:r>
-        <w:rPr>
-          <w:rFonts w:ascii="微软雅黑" w:hAnsi="微软雅黑" w:eastAsia="微软雅黑"/>
-          <w:b/>
-          <w:sz w:val="22"/>
-        </w:rPr>
-        <w:t>5：BLE_DATA 前端透传</w:t>
-      </w:r>
-    </w:p>
-    <w:p>
-      <w:pPr>
-        <w:spacing w:after="20"/>
-        <w:ind w:left="369" w:firstLine="0"/>
-      </w:pPr>
-      <w:r>
-        <w:t>1：支持 CH583 把手机发来的 JSON 透传给 ESP32-C5。</w:t>
-      </w:r>
-    </w:p>
-    <w:p>
-      <w:pPr>
-        <w:spacing w:after="20"/>
-        <w:ind w:left="369" w:firstLine="0"/>
-      </w:pPr>
-      <w:r>
-        <w:t>2：支持透传 WiFi 配网 JSON。</w:t>
-      </w:r>
-    </w:p>
-    <w:p>
-      <w:pPr>
-        <w:spacing w:after="20"/>
-        <w:ind w:left="369" w:firstLine="0"/>
-      </w:pPr>
-      <w:r>
-        <w:t>3：支持透传 WiFi 唤醒 JSON。</w:t>
-      </w:r>
-    </w:p>
-    <w:p>
-      <w:pPr>
-        <w:spacing w:after="20"/>
-        <w:ind w:left="369" w:firstLine="0"/>
-      </w:pPr>
-      <w:r>
-        <w:t>4：支持后续扩展其他手机控制 JSON。</w:t>
-      </w:r>
-    </w:p>
-    <w:p>
-      <w:pPr>
-        <w:spacing w:before="100" w:after="40"/>
-      </w:pPr>
-      <w:r>
-        <w:rPr>
-          <w:rFonts w:ascii="微软雅黑" w:hAnsi="微软雅黑" w:eastAsia="微软雅黑"/>
-          <w:b/>
-          <w:sz w:val="22"/>
-        </w:rPr>
-        <w:t>6：WIFI_DATA 结果回传</w:t>
-      </w:r>
-    </w:p>
-    <w:p>
-      <w:pPr>
-        <w:spacing w:after="20"/>
-        <w:ind w:left="369" w:firstLine="0"/>
-      </w:pPr>
-      <w:r>
-        <w:t>1：支持 ESP32-C5 把 WiFi 结果发给 CH583。</w:t>
-      </w:r>
-    </w:p>
-    <w:p>
-      <w:pPr>
-        <w:spacing w:after="20"/>
-        <w:ind w:left="369" w:firstLine="0"/>
-      </w:pPr>
-      <w:r>
-        <w:t>2：支持 CH583 把结果转发给手机 APP。</w:t>
-      </w:r>
-    </w:p>
-    <w:p>
-      <w:pPr>
-        <w:spacing w:after="20"/>
-        <w:ind w:left="369" w:firstLine="0"/>
-      </w:pPr>
-      <w:r>
-        <w:t>3：支持回传 WiFi IP、版本号、设备状态等信息。</w:t>
-      </w:r>
-    </w:p>
-    <w:p>
-      <w:pPr>
-        <w:spacing w:before="100" w:after="40"/>
-      </w:pPr>
-      <w:r>
-        <w:rPr>
-          <w:rFonts w:ascii="微软雅黑" w:hAnsi="微软雅黑" w:eastAsia="微软雅黑"/>
-          <w:b/>
-          <w:sz w:val="22"/>
-        </w:rPr>
-        <w:t>7：PING / PONG 心跳</w:t>
-      </w:r>
-    </w:p>
-    <w:p>
-      <w:pPr>
-        <w:spacing w:after="20"/>
-        <w:ind w:left="369" w:firstLine="0"/>
-      </w:pPr>
-      <w:r>
-        <w:t>1：支持 ESP32-C5 和 CH583 之间做心跳。</w:t>
-      </w:r>
-    </w:p>
-    <w:p>
-      <w:pPr>
-        <w:spacing w:after="20"/>
-        <w:ind w:left="369" w:firstLine="0"/>
-      </w:pPr>
-      <w:r>
-        <w:t>2：支持确认串口通信是否正常。</w:t>
-      </w:r>
-    </w:p>
-    <w:p>
-      <w:pPr>
-        <w:spacing w:after="20"/>
-        <w:ind w:left="369" w:firstLine="0"/>
-      </w:pPr>
-      <w:r>
-        <w:t>3：支持发现通信异常。</w:t>
-      </w:r>
-    </w:p>
-    <w:p>
-      <w:pPr>
-        <w:spacing w:before="100" w:after="40"/>
-      </w:pPr>
-      <w:r>
-        <w:rPr>
-          <w:rFonts w:ascii="微软雅黑" w:hAnsi="微软雅黑" w:eastAsia="微软雅黑"/>
-          <w:b/>
-          <w:sz w:val="22"/>
-        </w:rPr>
-        <w:t>8：ACK / ERR 应答</w:t>
-      </w:r>
-    </w:p>
-    <w:p>
-      <w:pPr>
-        <w:spacing w:after="20"/>
-        <w:ind w:left="369" w:firstLine="0"/>
-      </w:pPr>
-      <w:r>
-        <w:t>1：支持 CH583 对收到的命令返回 ACK。</w:t>
-      </w:r>
-    </w:p>
-    <w:p>
-      <w:pPr>
-        <w:spacing w:after="20"/>
-        <w:ind w:left="369" w:firstLine="0"/>
-      </w:pPr>
-      <w:r>
-        <w:t>2：支持 CH583 对不支持或错误命令返回 ERR。</w:t>
-      </w:r>
-    </w:p>
-    <w:p>
-      <w:pPr>
-        <w:spacing w:after="20"/>
-        <w:ind w:left="369" w:firstLine="0"/>
-      </w:pPr>
-      <w:r>
-        <w:t>3：支持 ESP32-C5 根据 ACK / ERR 判断命令是否被 CH583 接收。</w:t>
-      </w:r>
-    </w:p>
-    <w:p>
-      <w:pPr>
-        <w:spacing w:before="100" w:after="40"/>
-      </w:pPr>
-      <w:r>
-        <w:rPr>
-          <w:rFonts w:ascii="微软雅黑" w:hAnsi="微软雅黑" w:eastAsia="微软雅黑"/>
-          <w:b/>
-          <w:sz w:val="22"/>
-        </w:rPr>
-        <w:t>9：POWER_OFF 主动关电</w:t>
-      </w:r>
-    </w:p>
-    <w:p>
-      <w:pPr>
-        <w:spacing w:after="20"/>
-        <w:ind w:left="369" w:firstLine="0"/>
-      </w:pPr>
-      <w:r>
-        <w:t>1：支持 ESP32-C5 通知 CH583 关电。</w:t>
-      </w:r>
-    </w:p>
-    <w:p>
-      <w:pPr>
-        <w:spacing w:after="20"/>
-        <w:ind w:left="369" w:firstLine="0"/>
-      </w:pPr>
-      <w:r>
-        <w:t>2：支持 WiFi 工作时间到期后进入关电流程。</w:t>
-      </w:r>
-    </w:p>
-    <w:p>
-      <w:pPr>
-        <w:spacing w:after="20"/>
-        <w:ind w:left="369" w:firstLine="0"/>
-      </w:pPr>
-      <w:r>
-        <w:t>3：支持关电前先关闭 LED 或唤醒定时器。</w:t>
-      </w:r>
-    </w:p>
-    <w:p>
-      <w:pPr>
-        <w:spacing w:before="100" w:after="40"/>
-      </w:pPr>
-      <w:r>
-        <w:rPr>
-          <w:rFonts w:ascii="微软雅黑" w:hAnsi="微软雅黑" w:eastAsia="微软雅黑"/>
-          <w:b/>
-          <w:sz w:val="22"/>
-        </w:rPr>
-        <w:t xml:space="preserve">11：LED </w:t>
-      </w:r>
-    </w:p>
-    <w:p>
-      <w:pPr>
-        <w:spacing w:after="20"/>
-        <w:ind w:left="369" w:firstLine="0"/>
-      </w:pPr>
-      <w:r>
-        <w:t>1：</w:t>
-      </w:r>
-      <w:r>
-        <w:rPr>
-          <w:rFonts w:hint="eastAsia"/>
-          <w:lang w:val="en-US" w:eastAsia="zh-CN"/>
-        </w:rPr>
-        <w:t>WiFi 工作时，蓝灯</w:t>
-      </w:r>
-      <w:r>
-        <w:rPr>
-          <w:rFonts w:ascii="微软雅黑" w:hAnsi="微软雅黑" w:eastAsia="微软雅黑"/>
-          <w:b/>
-          <w:sz w:val="22"/>
-        </w:rPr>
-        <w:t>闪烁</w:t>
-      </w:r>
-      <w:r>
-        <w:t>。</w:t>
-      </w:r>
-    </w:p>
-    <w:p>
-      <w:pPr>
-        <w:spacing w:after="20"/>
-        <w:ind w:left="369" w:firstLine="0"/>
-      </w:pPr>
-      <w:r>
-        <w:t>2：</w:t>
-      </w:r>
-      <w:r>
-        <w:rPr>
-          <w:rFonts w:hint="eastAsia"/>
-          <w:lang w:val="en-US" w:eastAsia="zh-CN"/>
-        </w:rPr>
-        <w:t>网络传数据或者刷屏时，红灯</w:t>
-      </w:r>
-      <w:r>
-        <w:rPr>
-          <w:rFonts w:ascii="微软雅黑" w:hAnsi="微软雅黑" w:eastAsia="微软雅黑"/>
-          <w:b/>
-          <w:sz w:val="22"/>
-        </w:rPr>
-        <w:t>闪烁</w:t>
-      </w:r>
-      <w:r>
-        <w:t>。</w:t>
-      </w:r>
-    </w:p>
-    <w:p>
-      <w:pPr>
-        <w:spacing w:before="100" w:after="40"/>
-      </w:pPr>
-      <w:r>
-        <w:rPr>
-          <w:rFonts w:ascii="微软雅黑" w:hAnsi="微软雅黑" w:eastAsia="微软雅黑"/>
-          <w:b/>
-          <w:sz w:val="22"/>
-        </w:rPr>
-        <w:t>12：WAKE_TIMER 定时唤醒</w:t>
-      </w:r>
-    </w:p>
-    <w:p>
-      <w:pPr>
-        <w:spacing w:after="20"/>
-        <w:ind w:left="369" w:firstLine="0"/>
-      </w:pPr>
-      <w:r>
-        <w:t>1：支持设置 CH583 定时唤醒时间。</w:t>
-      </w:r>
-    </w:p>
-    <w:p>
-      <w:pPr>
-        <w:spacing w:after="20"/>
-        <w:ind w:left="369" w:firstLine="0"/>
-      </w:pPr>
-      <w:r>
-        <w:t>2：支持关闭 CH583 定时唤醒。</w:t>
-      </w:r>
-    </w:p>
-    <w:p>
-      <w:pPr>
-        <w:spacing w:after="20"/>
-        <w:ind w:left="369" w:firstLine="0"/>
-      </w:pPr>
-      <w:r>
-        <w:t>3：支持轮播关闭时关闭唤醒定时器。</w:t>
-      </w:r>
-    </w:p>
-    <w:p>
-      <w:pPr>
-        <w:spacing w:after="20"/>
-        <w:ind w:left="369" w:firstLine="0"/>
-      </w:pPr>
-      <w:r>
-        <w:t>4：支持轮播开启时配合下一次工作时间。</w:t>
-      </w:r>
-    </w:p>
-    <w:p>
-      <w:pPr>
-        <w:spacing w:before="100" w:after="40"/>
-      </w:pPr>
-      <w:r>
-        <w:rPr>
-          <w:rFonts w:ascii="微软雅黑" w:hAnsi="微软雅黑" w:eastAsia="微软雅黑"/>
-          <w:b/>
-          <w:sz w:val="22"/>
-        </w:rPr>
-        <w:t>13：NFC 内容管理</w:t>
-      </w:r>
-    </w:p>
-    <w:p>
-      <w:pPr>
-        <w:spacing w:after="20"/>
-        <w:ind w:left="369" w:firstLine="0"/>
-      </w:pPr>
-      <w:r>
-        <w:t>1：支持写入 NFC 展示内容。</w:t>
-      </w:r>
-    </w:p>
-    <w:p>
-      <w:pPr>
-        <w:spacing w:after="20"/>
-        <w:ind w:left="369" w:firstLine="0"/>
-      </w:pPr>
-      <w:r>
-        <w:t>2：支持清空 NFC 内容。</w:t>
-      </w:r>
-    </w:p>
-    <w:p>
-      <w:pPr>
-        <w:spacing w:after="20"/>
-        <w:ind w:left="369" w:firstLine="0"/>
-      </w:pPr>
-      <w:r>
-        <w:t>3：支持查询 NFC 内容。</w:t>
-      </w:r>
-    </w:p>
-    <w:p>
-      <w:pPr>
-        <w:spacing w:after="20"/>
-        <w:ind w:left="369" w:firstLine="0"/>
-      </w:pPr>
-      <w:r>
-        <w:t>4：支持通过 CH583 配合 NFC 功能。</w:t>
-      </w:r>
-    </w:p>
-    <w:p>
-      <w:pPr>
-        <w:spacing w:before="100" w:after="40"/>
-      </w:pPr>
-      <w:r>
-        <w:rPr>
-          <w:rFonts w:ascii="微软雅黑" w:hAnsi="微软雅黑" w:eastAsia="微软雅黑"/>
-          <w:b/>
-          <w:sz w:val="22"/>
-        </w:rPr>
-        <w:t>14：WIFI_PROVISION 配网状态上报</w:t>
-      </w:r>
-    </w:p>
-    <w:p>
-      <w:pPr>
-        <w:spacing w:after="20"/>
-        <w:ind w:left="369" w:firstLine="0"/>
-      </w:pPr>
-      <w:r>
-        <w:t>1：支持 ESP32-C5 向 CH583 上报 WiFi 配网状态。</w:t>
-      </w:r>
-    </w:p>
-    <w:p>
-      <w:pPr>
-        <w:spacing w:after="20"/>
-        <w:ind w:left="369" w:firstLine="0"/>
-      </w:pPr>
-      <w:r>
-        <w:t>2：支持上报正在配网或已配网状态。</w:t>
-      </w:r>
-    </w:p>
-    <w:p>
-      <w:pPr>
-        <w:spacing w:after="20"/>
-        <w:ind w:left="369" w:firstLine="0"/>
-      </w:pPr>
-      <w:r>
-        <w:t>3：支持 CH583 把状态同步给前端。</w:t>
-      </w:r>
-    </w:p>
-    <w:p>
-      <w:pPr>
-        <w:spacing w:after="20"/>
-        <w:ind w:left="369" w:firstLine="0"/>
-      </w:pPr>
-      <w:r>
-        <w:t>4：如果 CH583 固件不支持该命令，可能返回 BAD_CMD。</w:t>
-      </w:r>
-    </w:p>
-    <w:p>
-      <w:pPr>
-        <w:pStyle w:val="3"/>
-      </w:pPr>
-      <w:r>
         <w:t>六、轮播功能</w:t>
       </w:r>
     </w:p>
@@ -3843,8 +3216,6 @@
       <w:pPr>
         <w:spacing w:before="100" w:after="40"/>
       </w:pPr>
-      <w:bookmarkStart w:id="0" w:name="_GoBack"/>
-      <w:bookmarkEnd w:id="0"/>
       <w:r>
         <w:rPr>
           <w:rFonts w:ascii="微软雅黑" w:hAnsi="微软雅黑" w:eastAsia="微软雅黑"/>
@@ -3883,193 +3254,8 @@
     </w:p>
     <w:p>
       <w:pPr>
-        <w:pStyle w:val="3"/>
-      </w:pPr>
-      <w:r>
-        <w:t>八、状态灯功能</w:t>
-      </w:r>
-    </w:p>
-    <w:p>
-      <w:pPr>
-        <w:spacing w:before="100" w:after="40"/>
-      </w:pPr>
-      <w:r>
-        <w:rPr>
-          <w:rFonts w:ascii="微软雅黑" w:hAnsi="微软雅黑" w:eastAsia="微软雅黑"/>
-          <w:b/>
-          <w:sz w:val="22"/>
-        </w:rPr>
-        <w:t>1：绿灯工作状态</w:t>
-      </w:r>
-    </w:p>
-    <w:p>
-      <w:pPr>
-        <w:spacing w:after="20"/>
-        <w:ind w:left="369" w:firstLine="0"/>
-      </w:pPr>
-      <w:r>
-        <w:t>1：支持绿灯表示设备工作中。</w:t>
-      </w:r>
-    </w:p>
-    <w:p>
-      <w:pPr>
-        <w:spacing w:after="20"/>
-        <w:ind w:left="369" w:firstLine="0"/>
-      </w:pPr>
-      <w:r>
-        <w:t>2：支持绿灯闪烁。</w:t>
-      </w:r>
-    </w:p>
-    <w:p>
-      <w:pPr>
-        <w:spacing w:after="20"/>
-        <w:ind w:left="369" w:firstLine="0"/>
-      </w:pPr>
-      <w:r>
-        <w:t>3：支持停止绿灯闪烁。</w:t>
-      </w:r>
-    </w:p>
-    <w:p>
-      <w:pPr>
-        <w:spacing w:after="20"/>
-        <w:ind w:left="369" w:firstLine="0"/>
-      </w:pPr>
-      <w:r>
-        <w:t>4：支持关机前关闭绿灯。</w:t>
-      </w:r>
-    </w:p>
-    <w:p>
-      <w:pPr>
-        <w:spacing w:before="100" w:after="40"/>
-      </w:pPr>
-      <w:r>
-        <w:rPr>
-          <w:rFonts w:ascii="微软雅黑" w:hAnsi="微软雅黑" w:eastAsia="微软雅黑"/>
-          <w:b/>
-          <w:sz w:val="22"/>
-        </w:rPr>
-        <w:t>2：红灯活动状态</w:t>
-      </w:r>
-    </w:p>
-    <w:p>
-      <w:pPr>
-        <w:spacing w:after="20"/>
-        <w:ind w:left="369" w:firstLine="0"/>
-      </w:pPr>
-      <w:r>
-        <w:t>1：支持红灯表示业务活动。</w:t>
-      </w:r>
-    </w:p>
-    <w:p>
-      <w:pPr>
-        <w:spacing w:after="20"/>
-        <w:ind w:left="369" w:firstLine="0"/>
-      </w:pPr>
-      <w:r>
-        <w:t>2：支持红灯闪烁。</w:t>
-      </w:r>
-    </w:p>
-    <w:p>
-      <w:pPr>
-        <w:spacing w:after="20"/>
-        <w:ind w:left="369" w:firstLine="0"/>
-      </w:pPr>
-      <w:r>
-        <w:t>3：支持停止红灯闪烁。</w:t>
-      </w:r>
-    </w:p>
-    <w:p>
-      <w:pPr>
-        <w:spacing w:after="20"/>
-        <w:ind w:left="369" w:firstLine="0"/>
-      </w:pPr>
-      <w:r>
-        <w:t>4：支持关机前关闭红灯。</w:t>
-      </w:r>
-    </w:p>
-    <w:p>
-      <w:pPr>
-        <w:spacing w:before="100" w:after="40"/>
-      </w:pPr>
-      <w:r>
-        <w:rPr>
-          <w:rFonts w:ascii="微软雅黑" w:hAnsi="微软雅黑" w:eastAsia="微软雅黑"/>
-          <w:b/>
-          <w:sz w:val="22"/>
-        </w:rPr>
-        <w:t>3：CH583 控灯</w:t>
-      </w:r>
-    </w:p>
-    <w:p>
-      <w:pPr>
-        <w:spacing w:after="20"/>
-        <w:ind w:left="369" w:firstLine="0"/>
-      </w:pPr>
-      <w:r>
-        <w:t>1：支持 ESP32-C5 通过 CH583 控制红灯和绿灯。</w:t>
-      </w:r>
-    </w:p>
-    <w:p>
-      <w:pPr>
-        <w:spacing w:after="20"/>
-        <w:ind w:left="369" w:firstLine="0"/>
-      </w:pPr>
-      <w:r>
-        <w:t>2：支持设置灯的闪烁时间。</w:t>
-      </w:r>
-    </w:p>
-    <w:p>
-      <w:pPr>
-        <w:spacing w:after="20"/>
-        <w:ind w:left="369" w:firstLine="0"/>
-      </w:pPr>
-      <w:r>
-        <w:t>3：支持在不同业务状态下切换灯状态。</w:t>
-      </w:r>
-    </w:p>
-    <w:p>
-      <w:pPr>
-        <w:spacing w:before="100" w:after="40"/>
-      </w:pPr>
-      <w:r>
-        <w:rPr>
-          <w:rFonts w:ascii="微软雅黑" w:hAnsi="微软雅黑" w:eastAsia="微软雅黑"/>
-          <w:b/>
-          <w:sz w:val="22"/>
-        </w:rPr>
-        <w:t>4：关机前灯状态处理</w:t>
-      </w:r>
-    </w:p>
-    <w:p>
-      <w:pPr>
-        <w:spacing w:after="20"/>
-        <w:ind w:left="369" w:firstLine="0"/>
-      </w:pPr>
-      <w:r>
-        <w:t>1：支持关机前停止红灯闪烁。</w:t>
-      </w:r>
-    </w:p>
-    <w:p>
-      <w:pPr>
-        <w:spacing w:after="20"/>
-        <w:ind w:left="369" w:firstLine="0"/>
-      </w:pPr>
-      <w:r>
-        <w:t>2：支持关机前停止绿灯闪烁。</w:t>
-      </w:r>
-    </w:p>
-    <w:p>
-      <w:pPr>
-        <w:spacing w:after="20"/>
-        <w:ind w:left="369" w:firstLine="0"/>
-      </w:pPr>
-      <w:r>
-        <w:t>3：支持关机前关闭红灯和绿灯对应 GPIO。</w:t>
-      </w:r>
-    </w:p>
-    <w:p>
-      <w:pPr>
-        <w:pStyle w:val="3"/>
+        <w:spacing w:after="20"/>
+        <w:ind w:left="369" w:firstLine="0"/>
       </w:pPr>
       <w:r>
         <w:t>九、省电和工作时间功能</w:t>
@@ -4194,46 +3380,8 @@
       <w:r>
         <w:t>3：支持最后发送 POWER_OFF 给 CH583。</w:t>
       </w:r>
-    </w:p>
-    <w:p>
-      <w:pPr>
-        <w:spacing w:before="100" w:after="40"/>
-      </w:pPr>
-      <w:r>
-        <w:rPr>
-          <w:rFonts w:ascii="微软雅黑" w:hAnsi="微软雅黑" w:eastAsia="微软雅黑"/>
-          <w:b/>
-          <w:sz w:val="22"/>
-        </w:rPr>
-        <w:t>4：Light Sleep 相关</w:t>
-      </w:r>
-    </w:p>
-    <w:p>
-      <w:pPr>
-        <w:spacing w:after="20"/>
-        <w:ind w:left="369" w:firstLine="0"/>
-      </w:pPr>
-      <w:r>
-        <w:t>1：支持项目中保留自动 Light Sleep 配置。</w:t>
-      </w:r>
-    </w:p>
-    <w:p>
-      <w:pPr>
-        <w:spacing w:after="20"/>
-        <w:ind w:left="369" w:firstLine="0"/>
-      </w:pPr>
-      <w:r>
-        <w:t>2：支持根据配置决定是否开启低功耗策略。</w:t>
-      </w:r>
-    </w:p>
-    <w:p>
-      <w:pPr>
-        <w:spacing w:after="20"/>
-        <w:ind w:left="369" w:firstLine="0"/>
-      </w:pPr>
-      <w:r>
-        <w:t>3：开发阶段默认更重视 USB、WiFi、CH583 收包可靠性。</w:t>
-      </w:r>
+      <w:bookmarkStart w:id="0" w:name="_GoBack"/>
+      <w:bookmarkEnd w:id="0"/>
     </w:p>
     <w:p>
       <w:pPr>
